--- a/paper/Adaptive_LOD_Research_Paper.docx
+++ b/paper/Adaptive_LOD_Research_Paper.docx
@@ -13,7 +13,7 @@
     <w:p>
       <w:pPr/>
       <w:r>
-        <w:t xml:space="preserve">Pravin Game, Shreeniwas Salian, Koustubh Tayade</w:t>
+        <w:t xml:space="preserve">Shreeniwas Salian, Koustubh Tayade. Guide: Pravin Game</w:t>
       </w:r>
     </w:p>
     <w:p>
